--- a/JCIM_manuscript_rebuilt.docx
+++ b/JCIM_manuscript_rebuilt.docx
@@ -27,7 +27,7 @@
           <w:i w:val="0"/>
           <w:sz w:val="24"/>
         </w:rPr>
-        <w:t>Avin</w:t>
+        <w:t>Avin Piroutiniya</w:t>
       </w:r>
     </w:p>
     <w:p>
@@ -42,7 +42,7 @@
           <w:i/>
           <w:sz w:val="20"/>
         </w:rPr>
-        <w:t>Affiliation to be added</w:t>
+        <w:t>Universidad Complutense de Madrid, Madrid, Spain</w:t>
       </w:r>
     </w:p>
     <w:p>
